--- a/docs/main-DevOps_Literature_Review_Paper.docx
+++ b/docs/main-DevOps_Literature_Review_Paper.docx
@@ -1,6 +1,6 @@
 
 <file path=word/document.xml><?xml version="1.0" encoding="utf-8"?>
-<w:document xmlns:wpc="http://schemas.microsoft.com/office/word/2010/wordprocessingCanvas" xmlns:cx="http://schemas.microsoft.com/office/drawing/2014/chartex" xmlns:cx1="http://schemas.microsoft.com/office/drawing/2015/9/8/chartex" xmlns:cx2="http://schemas.microsoft.com/office/drawing/2015/10/21/chartex" xmlns:cx3="http://schemas.microsoft.com/office/drawing/2016/5/9/chartex" xmlns:cx4="http://schemas.microsoft.com/office/drawing/2016/5/10/chartex" xmlns:cx5="http://schemas.microsoft.com/office/drawing/2016/5/11/chartex" xmlns:cx6="http://schemas.microsoft.com/office/drawing/2016/5/12/chartex" xmlns:cx7="http://schemas.microsoft.com/office/drawing/2016/5/13/chartex" xmlns:cx8="http://schemas.microsoft.com/office/drawing/2016/5/14/chartex" xmlns:mc="http://schemas.openxmlformats.org/markup-compatibility/2006" xmlns:aink="http://schemas.microsoft.com/office/drawing/2016/ink" xmlns:am3d="http://schemas.microsoft.com/office/drawing/2017/model3d" xmlns:o="urn:schemas-microsoft-com:office:office" xmlns:oel="http://schemas.microsoft.com/office/2019/extlst" xmlns:r="http://schemas.openxmlformats.org/officeDocument/2006/relationships" xmlns:m="http://schemas.openxmlformats.org/officeDocument/2006/math" xmlns:v="urn:schemas-microsoft-com:vml" xmlns:wp14="http://schemas.microsoft.com/office/word/2010/wordprocessingDrawing" xmlns:wp="http://schemas.openxmlformats.org/drawingml/2006/wordprocessingDrawing" xmlns:w10="urn:schemas-microsoft-com:office:word" xmlns:w="http://schemas.openxmlformats.org/wordprocessingml/2006/main" xmlns:w14="http://schemas.microsoft.com/office/word/2010/wordml" xmlns:w15="http://schemas.microsoft.com/office/word/2012/wordml" xmlns:w16cex="http://schemas.microsoft.com/office/word/2018/wordml/cex" xmlns:w16cid="http://schemas.microsoft.com/office/word/2016/wordml/cid" xmlns:w16="http://schemas.microsoft.com/office/word/2018/wordml" xmlns:w16du="http://schemas.microsoft.com/office/word/2023/wordml/word16du" xmlns:w16sdtdh="http://schemas.microsoft.com/office/word/2020/wordml/sdtdatahash" xmlns:w16sdtfl="http://schemas.microsoft.com/office/word/2024/wordml/sdtformatlock" xmlns:w16se="http://schemas.microsoft.com/office/word/2015/wordml/symex" xmlns:wpg="http://schemas.microsoft.com/office/word/2010/wordprocessingGroup" xmlns:wpi="http://schemas.microsoft.com/office/word/2010/wordprocessingInk" xmlns:wne="http://schemas.microsoft.com/office/word/2006/wordml" xmlns:wps="http://schemas.microsoft.com/office/word/2010/wordprocessingShape" mc:Ignorable="w14 w15 w16se w16cid w16 w16cex w16sdtdh w16sdtfl w16du wp14">
+<w:document xmlns:wpc="http://schemas.microsoft.com/office/word/2010/wordprocessingCanvas" xmlns:cx="http://schemas.microsoft.com/office/drawing/2014/chartex" xmlns:cx1="http://schemas.microsoft.com/office/drawing/2015/9/8/chartex" xmlns:cx2="http://schemas.microsoft.com/office/drawing/2015/10/21/chartex" xmlns:cx3="http://schemas.microsoft.com/office/drawing/2016/5/9/chartex" xmlns:cx4="http://schemas.microsoft.com/office/drawing/2016/5/10/chartex" xmlns:cx5="http://schemas.microsoft.com/office/drawing/2016/5/11/chartex" xmlns:cx6="http://schemas.microsoft.com/office/drawing/2016/5/12/chartex" xmlns:cx7="http://schemas.microsoft.com/office/drawing/2016/5/13/chartex" xmlns:cx8="http://schemas.microsoft.com/office/drawing/2016/5/14/chartex" xmlns:mc="http://schemas.openxmlformats.org/markup-compatibility/2006" xmlns:aink="http://schemas.microsoft.com/office/drawing/2016/ink" xmlns:am3d="http://schemas.microsoft.com/office/drawing/2017/model3d" xmlns:o="urn:schemas-microsoft-com:office:office" xmlns:r="http://schemas.openxmlformats.org/officeDocument/2006/relationships" xmlns:m="http://schemas.openxmlformats.org/officeDocument/2006/math" xmlns:v="urn:schemas-microsoft-com:vml" xmlns:wp14="http://schemas.microsoft.com/office/word/2010/wordprocessingDrawing" xmlns:wp="http://schemas.openxmlformats.org/drawingml/2006/wordprocessingDrawing" xmlns:w10="urn:schemas-microsoft-com:office:word" xmlns:w="http://schemas.openxmlformats.org/wordprocessingml/2006/main" xmlns:w14="http://schemas.microsoft.com/office/word/2010/wordml" xmlns:w15="http://schemas.microsoft.com/office/word/2012/wordml" xmlns:w16cid="http://schemas.microsoft.com/office/word/2016/wordml/cid" xmlns:w16se="http://schemas.microsoft.com/office/word/2015/wordml/symex" xmlns:wpg="http://schemas.microsoft.com/office/word/2010/wordprocessingGroup" xmlns:wpi="http://schemas.microsoft.com/office/word/2010/wordprocessingInk" xmlns:wne="http://schemas.microsoft.com/office/word/2006/wordml" xmlns:wps="http://schemas.microsoft.com/office/word/2010/wordprocessingShape" mc:Ignorable="w14 w15 w16se w16cid wp14">
   <w:body>
     <w:p>
       <w:pPr>
@@ -69,7 +69,25 @@
                 <w:sz w:val="18"/>
                 <w:szCs w:val="18"/>
               </w:rPr>
-              <w:t>Assitant Proffesor, Department of CSE</w:t>
+              <w:t>Assi</w:t>
+            </w:r>
+            <w:r>
+              <w:rPr>
+                <w:i/>
+                <w:iCs/>
+                <w:sz w:val="18"/>
+                <w:szCs w:val="18"/>
+              </w:rPr>
+              <w:t>s</w:t>
+            </w:r>
+            <w:r>
+              <w:rPr>
+                <w:i/>
+                <w:iCs/>
+                <w:sz w:val="18"/>
+                <w:szCs w:val="18"/>
+              </w:rPr>
+              <w:t>tant Proffesor, Department of CSE</w:t>
             </w:r>
             <w:r>
               <w:rPr>
@@ -384,25 +402,7 @@
                 <w:iCs/>
                 <w:szCs w:val="18"/>
               </w:rPr>
-              <w:t xml:space="preserve"> </w:t>
-            </w:r>
-            <w:proofErr w:type="spellStart"/>
-            <w:r>
-              <w:rPr>
-                <w:i/>
-                <w:iCs/>
-                <w:szCs w:val="18"/>
-              </w:rPr>
-              <w:t>Nageswara</w:t>
-            </w:r>
-            <w:proofErr w:type="spellEnd"/>
-            <w:r>
-              <w:rPr>
-                <w:i/>
-                <w:iCs/>
-                <w:szCs w:val="18"/>
-              </w:rPr>
-              <w:t xml:space="preserve"> Rao </w:t>
+              <w:t xml:space="preserve"> Nageswara Rao </w:t>
             </w:r>
             <w:proofErr w:type="spellStart"/>
             <w:r>
@@ -420,25 +420,7 @@
                 <w:iCs/>
                 <w:szCs w:val="18"/>
               </w:rPr>
-              <w:t xml:space="preserve"> </w:t>
-            </w:r>
-            <w:proofErr w:type="spellStart"/>
-            <w:r>
-              <w:rPr>
-                <w:i/>
-                <w:iCs/>
-                <w:szCs w:val="18"/>
-              </w:rPr>
-              <w:t>Jyothi</w:t>
-            </w:r>
-            <w:proofErr w:type="spellEnd"/>
-            <w:r>
-              <w:rPr>
-                <w:i/>
-                <w:iCs/>
-                <w:szCs w:val="18"/>
-              </w:rPr>
-              <w:t xml:space="preserve"> </w:t>
+              <w:t xml:space="preserve"> Jyothi </w:t>
             </w:r>
             <w:proofErr w:type="spellStart"/>
             <w:r>
@@ -511,21 +493,7 @@
               <w:rPr>
                 <w:szCs w:val="18"/>
               </w:rPr>
-              <w:t xml:space="preserve">K. </w:t>
-            </w:r>
-            <w:proofErr w:type="spellStart"/>
-            <w:r>
-              <w:rPr>
-                <w:szCs w:val="18"/>
-              </w:rPr>
-              <w:t>Parvez</w:t>
-            </w:r>
-            <w:proofErr w:type="spellEnd"/>
-            <w:r>
-              <w:rPr>
-                <w:szCs w:val="18"/>
-              </w:rPr>
-              <w:t xml:space="preserve"> </w:t>
+              <w:t xml:space="preserve">K. Parvez </w:t>
             </w:r>
             <w:proofErr w:type="spellStart"/>
             <w:r>
@@ -625,25 +593,7 @@
                 <w:iCs/>
                 <w:szCs w:val="18"/>
               </w:rPr>
-              <w:t xml:space="preserve"> </w:t>
-            </w:r>
-            <w:proofErr w:type="spellStart"/>
-            <w:r>
-              <w:rPr>
-                <w:i/>
-                <w:iCs/>
-                <w:szCs w:val="18"/>
-              </w:rPr>
-              <w:t>Nageswara</w:t>
-            </w:r>
-            <w:proofErr w:type="spellEnd"/>
-            <w:r>
-              <w:rPr>
-                <w:i/>
-                <w:iCs/>
-                <w:szCs w:val="18"/>
-              </w:rPr>
-              <w:t xml:space="preserve"> Rao </w:t>
+              <w:t xml:space="preserve"> Nageswara Rao </w:t>
             </w:r>
             <w:proofErr w:type="spellStart"/>
             <w:r>
@@ -661,25 +611,7 @@
                 <w:iCs/>
                 <w:szCs w:val="18"/>
               </w:rPr>
-              <w:t xml:space="preserve"> </w:t>
-            </w:r>
-            <w:proofErr w:type="spellStart"/>
-            <w:r>
-              <w:rPr>
-                <w:i/>
-                <w:iCs/>
-                <w:szCs w:val="18"/>
-              </w:rPr>
-              <w:t>Jyothi</w:t>
-            </w:r>
-            <w:proofErr w:type="spellEnd"/>
-            <w:r>
-              <w:rPr>
-                <w:i/>
-                <w:iCs/>
-                <w:szCs w:val="18"/>
-              </w:rPr>
-              <w:t xml:space="preserve"> </w:t>
+              <w:t xml:space="preserve"> Jyothi </w:t>
             </w:r>
             <w:proofErr w:type="spellStart"/>
             <w:r>
@@ -754,35 +686,7 @@
               <w:rPr>
                 <w:szCs w:val="18"/>
               </w:rPr>
-              <w:t xml:space="preserve">Y. </w:t>
-            </w:r>
-            <w:proofErr w:type="spellStart"/>
-            <w:r>
-              <w:rPr>
-                <w:szCs w:val="18"/>
-              </w:rPr>
-              <w:t>Uday</w:t>
-            </w:r>
-            <w:proofErr w:type="spellEnd"/>
-            <w:r>
-              <w:rPr>
-                <w:szCs w:val="18"/>
-              </w:rPr>
-              <w:t xml:space="preserve"> </w:t>
-            </w:r>
-            <w:proofErr w:type="spellStart"/>
-            <w:r>
-              <w:rPr>
-                <w:szCs w:val="18"/>
-              </w:rPr>
-              <w:t>Bhaskar</w:t>
-            </w:r>
-            <w:proofErr w:type="spellEnd"/>
-            <w:r>
-              <w:rPr>
-                <w:szCs w:val="18"/>
-              </w:rPr>
-              <w:t xml:space="preserve"> Reddy</w:t>
+              <w:t>Y. Uday Bhaskar Reddy</w:t>
             </w:r>
           </w:p>
           <w:p>
@@ -873,25 +777,7 @@
                 <w:iCs/>
                 <w:szCs w:val="18"/>
               </w:rPr>
-              <w:t xml:space="preserve"> </w:t>
-            </w:r>
-            <w:proofErr w:type="spellStart"/>
-            <w:r>
-              <w:rPr>
-                <w:i/>
-                <w:iCs/>
-                <w:szCs w:val="18"/>
-              </w:rPr>
-              <w:t>Nageswara</w:t>
-            </w:r>
-            <w:proofErr w:type="spellEnd"/>
-            <w:r>
-              <w:rPr>
-                <w:i/>
-                <w:iCs/>
-                <w:szCs w:val="18"/>
-              </w:rPr>
-              <w:t xml:space="preserve"> Rao </w:t>
+              <w:t xml:space="preserve"> Nageswara Rao </w:t>
             </w:r>
             <w:proofErr w:type="spellStart"/>
             <w:r>
@@ -909,25 +795,7 @@
                 <w:iCs/>
                 <w:szCs w:val="18"/>
               </w:rPr>
-              <w:t xml:space="preserve"> </w:t>
-            </w:r>
-            <w:proofErr w:type="spellStart"/>
-            <w:r>
-              <w:rPr>
-                <w:i/>
-                <w:iCs/>
-                <w:szCs w:val="18"/>
-              </w:rPr>
-              <w:t>Jyothi</w:t>
-            </w:r>
-            <w:proofErr w:type="spellEnd"/>
-            <w:r>
-              <w:rPr>
-                <w:i/>
-                <w:iCs/>
-                <w:szCs w:val="18"/>
-              </w:rPr>
-              <w:t xml:space="preserve"> </w:t>
+              <w:t xml:space="preserve"> Jyothi </w:t>
             </w:r>
             <w:proofErr w:type="spellStart"/>
             <w:r>
@@ -1045,7 +913,19 @@
         <w:rPr>
           <w:bCs/>
         </w:rPr>
-        <w:t xml:space="preserve">The paper provides a literature review concerning the proposed major project, “An AI-Driven Autonomous DevOps Framework for Intelligent Cloud Infrastructure Provisioning and Application Deployment”. This review combines 20 base-paper PDFs that deal with </w:t>
+        <w:t xml:space="preserve">The paper provides a literature review concerning the proposed major project, “An AI-Driven Autonomous DevOps Framework for Intelligent Cloud Infrastructure Provisioning and Application Deployment”. This review combines </w:t>
+      </w:r>
+      <w:r>
+        <w:rPr>
+          <w:bCs/>
+        </w:rPr>
+        <w:t>19</w:t>
+      </w:r>
+      <w:r>
+        <w:rPr>
+          <w:bCs/>
+        </w:rPr>
+        <w:t xml:space="preserve"> base-paper PDFs that deal with </w:t>
       </w:r>
       <w:proofErr w:type="spellStart"/>
       <w:r>
@@ -1101,21 +981,21 @@
         <w:rPr>
           <w:bCs/>
         </w:rPr>
-        <w:t xml:space="preserve"> automation. When duplicate versions were screened, 19 separate studies were identified. The literature indicates a development that has taken place from monitoring and anomaly detection to integrated reasoning, </w:t>
+        <w:t xml:space="preserve"> automation. When duplicate versions were screened, 19 separate studies were identified. The literature indicates a development that has taken place from monitoring and anomaly detection to integrated reasoning, agentic decision-making, and autonomous remediation. Nevertheless, the studies surveyed also highlight a continuing gap between code generation and the actual deployment of production-ready infrastructure: the </w:t>
       </w:r>
       <w:proofErr w:type="spellStart"/>
       <w:r>
         <w:rPr>
           <w:bCs/>
         </w:rPr>
-        <w:t>agentic</w:t>
+        <w:t>IaC</w:t>
       </w:r>
       <w:proofErr w:type="spellEnd"/>
       <w:r>
         <w:rPr>
           <w:bCs/>
         </w:rPr>
-        <w:t xml:space="preserve"> decision-making, and autonomous remediation. Nevertheless, the studies surveyed also highlight a continuing gap between code generation and the actual deployment of production-ready infrastructure: the </w:t>
+        <w:t xml:space="preserve"> that is generated may be syntactically correct but still not deployable, not in line with user intent, not secure, or not operationally safe. In a similar way, prediction and root-cause analysis are frequently assessed as separate components rather than as part of a closed control loop. The review thus calls for an integrated framework which includes natural-language intent understanding, semantic </w:t>
       </w:r>
       <w:proofErr w:type="spellStart"/>
       <w:r>
@@ -1129,13 +1009,41 @@
         <w:rPr>
           <w:bCs/>
         </w:rPr>
-        <w:t xml:space="preserve"> that is generated may be syntactically correct but still not deployable, not in line with user intent, not secure, or not operationally safe. In a similar way, prediction and root-cause analysis are frequently assessed as separate components rather than as part of a closed control loop. The review thus calls for an integrated framework which includes natural-language intent understanding, semantic </w:t>
+        <w:t xml:space="preserve"> generation, observability, workload prediction, anomaly detection, LLM-assisted root-cause analysis, policy and security validation, risk-aware remediation, deployment verification, and feedback learning. Keywords: </w:t>
       </w:r>
       <w:proofErr w:type="spellStart"/>
       <w:r>
         <w:rPr>
           <w:bCs/>
         </w:rPr>
+        <w:t>AIOps</w:t>
+      </w:r>
+      <w:proofErr w:type="spellEnd"/>
+      <w:r>
+        <w:rPr>
+          <w:bCs/>
+        </w:rPr>
+        <w:t xml:space="preserve">, Autonomous DevOps, Cloud Infrastructure, Infrastructure as Code, LLM, AI Agents, Self-Healing, Root Cause Analysis, Terraform, Kubernetes, </w:t>
+      </w:r>
+      <w:proofErr w:type="spellStart"/>
+      <w:r>
+        <w:rPr>
+          <w:bCs/>
+        </w:rPr>
+        <w:t>DevSecOps</w:t>
+      </w:r>
+      <w:proofErr w:type="spellEnd"/>
+      <w:r>
+        <w:rPr>
+          <w:bCs/>
+        </w:rPr>
+        <w:t>. I. INTRODUCTION Cloud-native software delivery is now combining microservices, containers, Kubernetes, Infrastructure-as-Code (</w:t>
+      </w:r>
+      <w:proofErr w:type="spellStart"/>
+      <w:r>
+        <w:rPr>
+          <w:bCs/>
+        </w:rPr>
         <w:t>IaC</w:t>
       </w:r>
       <w:proofErr w:type="spellEnd"/>
@@ -1143,7 +1051,7 @@
         <w:rPr>
           <w:bCs/>
         </w:rPr>
-        <w:t xml:space="preserve"> generation, observability, workload prediction, anomaly detection, LLM-assisted root-cause analysis, policy and security validation, risk-aware remediation, deployment verification, and feedback learning. Keywords: </w:t>
+        <w:t xml:space="preserve">), CI/CD pipelines and observability. While these technologies enhance repeatability and the speed at which releases can be made, they also generate large amounts of metrics, logs, traces, configuration changes and deployment events. The operational complexity that results makes it difficult to carry out diagnosis and remediation entirely by hand. According to the literature reviewed, </w:t>
       </w:r>
       <w:proofErr w:type="spellStart"/>
       <w:r>
@@ -1157,167 +1065,103 @@
         <w:rPr>
           <w:bCs/>
         </w:rPr>
-        <w:t xml:space="preserve">, Autonomous DevOps, Cloud Infrastructure, Infrastructure as Code, LLM, AI Agents, Self-Healing, Root Cause Analysis, Terraform, Kubernetes, </w:t>
+        <w:t xml:space="preserve"> and AI-augmented DevOps are presented as ways of reducing this operational burden while at the same time improving prediction, diagnosis and automation [1]–[4], [11], [15], [17]. Another area of research involves the automation of the infrastructure itself. </w:t>
       </w:r>
       <w:proofErr w:type="spellStart"/>
       <w:r>
         <w:rPr>
           <w:bCs/>
         </w:rPr>
-        <w:t>DevSecOps</w:t>
+        <w:t>IaC</w:t>
       </w:r>
       <w:proofErr w:type="spellEnd"/>
       <w:r>
         <w:rPr>
           <w:bCs/>
         </w:rPr>
-        <w:t xml:space="preserve">. I. INTRODUCTION Cloud-native software delivery is now combining </w:t>
+        <w:t xml:space="preserve"> makes cloud resources declarative and version-controlled, and LLMs are able to convert natural-language requirements into Terraform or Kubernetes configurations [5]–[7], [9], [10], [14], [18], [19]. Nevertheless, the fact that configurations </w:t>
+      </w:r>
+      <w:r>
+        <w:rPr>
+          <w:bCs/>
+        </w:rPr>
+        <w:t xml:space="preserve">are generated does not ensure correctness. Empirical studies have found discrepancies in terms of functional accuracy, deployment success, security compliance, and user-intent alignment [6], [7], [9], [10]. The project in question thus lies at the point where these two areas meet: autonomous cloud operations and intelligent infrastructure provisioning. The system intended to be developed is not merely a code generator or an </w:t>
       </w:r>
       <w:proofErr w:type="spellStart"/>
       <w:r>
         <w:rPr>
           <w:bCs/>
         </w:rPr>
-        <w:t>microservices</w:t>
+        <w:t>AIOps</w:t>
       </w:r>
       <w:proofErr w:type="spellEnd"/>
       <w:r>
         <w:rPr>
           <w:bCs/>
         </w:rPr>
-        <w:t>, containers, Kubernetes, Infrastructure-as-Code (</w:t>
+        <w:t xml:space="preserve"> dashboard; it is a closed-loop framework in which an AI component interprets the requirements, sets up the infrastructure, monitors the </w:t>
       </w:r>
       <w:proofErr w:type="spellStart"/>
       <w:r>
         <w:rPr>
           <w:bCs/>
         </w:rPr>
-        <w:t>IaC</w:t>
+        <w:t>behaviour</w:t>
       </w:r>
       <w:proofErr w:type="spellEnd"/>
       <w:r>
         <w:rPr>
           <w:bCs/>
         </w:rPr>
-        <w:t xml:space="preserve">), CI/CD pipelines and observability. While these technologies enhance repeatability and the speed at which releases can be made, they also generate large amounts of metrics, logs, traces, configuration changes and deployment events. The operational complexity that results makes it difficult to carry out diagnosis and remediation entirely by hand. According to the literature reviewed, </w:t>
-      </w:r>
-      <w:proofErr w:type="spellStart"/>
+        <w:t xml:space="preserve"> at runtime, diagnoses any incidents, suggests or carries out limited remedial action, verifies the result and then passes the outcomes on to future decisions. The studies in question also show that autonomy should be seen as a step-by-step process which is carefully controlled. It is possible to automate monitoring and alerting with relatively little risk, but diagnosis, the generation of</w:t>
+      </w:r>
+      <w:r>
+        <w:rPr>
+          <w:b/>
+        </w:rPr>
+        <w:t xml:space="preserve"> </w:t>
+      </w:r>
       <w:r>
         <w:rPr>
           <w:bCs/>
         </w:rPr>
-        <w:t>AIOps</w:t>
-      </w:r>
-      <w:proofErr w:type="spellEnd"/>
+        <w:t>configuration settings, and changes to the infrastructure involve ever-increasing operational implications. On this basis, an autonomous DevOps framework should include validation and authorization checkpoints for each action, keep a record of its decisions that can be audited, and provide for a rollback or for human</w:t>
+      </w:r>
+      <w:r>
+        <w:rPr>
+          <w:b/>
+        </w:rPr>
+        <w:t xml:space="preserve"> </w:t>
+      </w:r>
       <w:r>
         <w:rPr>
           <w:bCs/>
         </w:rPr>
-        <w:t xml:space="preserve"> and AI-augmented DevOps are presented as ways of reducing this operational burden while at the same time improving prediction, diagnosis and automation [1]–[4], [11], [15], [17]. Another area of research involves the automation of the infrastructure itself. </w:t>
-      </w:r>
-      <w:proofErr w:type="spellStart"/>
+        <w:t>approval whenever</w:t>
+      </w:r>
+      <w:r>
+        <w:rPr>
+          <w:b/>
+        </w:rPr>
+        <w:t xml:space="preserve"> </w:t>
+      </w:r>
       <w:r>
         <w:rPr>
           <w:bCs/>
         </w:rPr>
-        <w:t>IaC</w:t>
-      </w:r>
-      <w:proofErr w:type="spellEnd"/>
+        <w:t>confidence</w:t>
+      </w:r>
+      <w:r>
+        <w:rPr>
+          <w:b/>
+        </w:rPr>
+        <w:t xml:space="preserve"> </w:t>
+      </w:r>
       <w:r>
         <w:rPr>
           <w:bCs/>
         </w:rPr>
-        <w:t xml:space="preserve"> makes cloud resources declarative and version-controlled, and LLMs are able to convert natural-language requirements into Terraform or Kubernetes configurations [5]–[7], [9], [10], [14], [18], [19]. Nevertheless, the fact that configurations are generated does not ensure correctness. Empirical studies have found discrepancies in terms of functional accuracy, deployment success, security compliance, and user-intent alignment [6], [7], [9], [10]. The project in question thus lies at the point where these two areas meet: autonomous cloud operations and intelligent infrastructure provisioning. The system intended to be developed is not merely a code generator or an </w:t>
-      </w:r>
-      <w:proofErr w:type="spellStart"/>
-      <w:r>
-        <w:rPr>
-          <w:bCs/>
-        </w:rPr>
-        <w:t>AIOps</w:t>
-      </w:r>
-      <w:proofErr w:type="spellEnd"/>
-      <w:r>
-        <w:rPr>
-          <w:bCs/>
-        </w:rPr>
-        <w:t xml:space="preserve"> dashboard; it is a closed-loop framework in which an AI component interprets the requirements, sets up the infrastructure, monitors the </w:t>
-      </w:r>
-      <w:proofErr w:type="spellStart"/>
-      <w:r>
-        <w:rPr>
-          <w:bCs/>
-        </w:rPr>
-        <w:t>behaviour</w:t>
-      </w:r>
-      <w:proofErr w:type="spellEnd"/>
-      <w:r>
-        <w:rPr>
-          <w:bCs/>
-        </w:rPr>
-        <w:t xml:space="preserve"> at runtime, diagnoses any incidents, suggests or carries out limited remedial action, verifies the result and then passes the outcomes on to future decisions. The studies in question also show that autonomy should be seen as a step-by-step process which is carefully controlled. It is possible to automate monitoring and alerting with relatively little risk, but diagnosis, the generation of</w:t>
-      </w:r>
-      <w:r>
-        <w:rPr>
-          <w:b/>
-        </w:rPr>
-        <w:t xml:space="preserve"> </w:t>
-      </w:r>
-      <w:r>
-        <w:rPr>
-          <w:bCs/>
-        </w:rPr>
-        <w:t>configuration settings, and changes to the infrastructure involve ever-increasing operational implications. On this basis, an autonomous DevOps framework should include validation and authorization checkpoints for each action, keep a record of its decisions that can be audited, and provide for a rollback or for human</w:t>
-      </w:r>
-      <w:r>
-        <w:rPr>
-          <w:b/>
-        </w:rPr>
-        <w:t xml:space="preserve"> </w:t>
-      </w:r>
-      <w:r>
-        <w:rPr>
-          <w:bCs/>
-        </w:rPr>
-        <w:t>approval whenever</w:t>
-      </w:r>
-      <w:r>
-        <w:rPr>
-          <w:b/>
-        </w:rPr>
-        <w:t xml:space="preserve"> </w:t>
-      </w:r>
-      <w:r>
-        <w:rPr>
-          <w:bCs/>
-        </w:rPr>
-        <w:t>confidence</w:t>
-      </w:r>
-      <w:r>
-        <w:rPr>
-          <w:b/>
-        </w:rPr>
-        <w:t xml:space="preserve"> </w:t>
-      </w:r>
-      <w:r>
-        <w:rPr>
-          <w:bCs/>
-        </w:rPr>
-        <w:t xml:space="preserve">in the action is not adequate. From an operational perspective, the literature reviews reveal two types of intelligence that can be useful in the context of cloud operations. First, descriptive and predictive intelligence to transform telemetry into forecasts, anomalies, and incident indicators. Second, generative and </w:t>
-      </w:r>
-      <w:proofErr w:type="spellStart"/>
-      <w:r>
-        <w:rPr>
-          <w:bCs/>
-        </w:rPr>
-        <w:t>agentic</w:t>
-      </w:r>
-      <w:proofErr w:type="spellEnd"/>
-      <w:r>
-        <w:rPr>
-          <w:bCs/>
-        </w:rPr>
-        <w:t xml:space="preserve"> intelligence to transform natural language intent, diagnostic evidence, and policy constraints into plans and actions. Both are needed since provisioning an application is not an end but rather the beginning of its effective operation in the cloud.</w:t>
+        <w:t>in the action is not adequate. From an operational perspective, the literature reviews reveal two types of intelligence that can be useful in the context of cloud operations. First, descriptive and predictive intelligence to transform telemetry into forecasts, anomalies, and incident indicators. Second, generative and agentic intelligence to transform natural language intent, diagnostic evidence, and policy constraints into plans and actions. Both are needed since provisioning an application is not an end but rather the beginning of its effective operation in the cloud.</w:t>
       </w:r>
     </w:p>
     <w:p>
@@ -1377,21 +1221,7 @@
         <w:rPr>
           <w:bCs/>
         </w:rPr>
-        <w:t xml:space="preserve">RQ1: What AI/ML and </w:t>
-      </w:r>
-      <w:proofErr w:type="spellStart"/>
-      <w:r>
-        <w:rPr>
-          <w:bCs/>
-        </w:rPr>
-        <w:t>agentic</w:t>
-      </w:r>
-      <w:proofErr w:type="spellEnd"/>
-      <w:r>
-        <w:rPr>
-          <w:bCs/>
-        </w:rPr>
-        <w:t xml:space="preserve"> methods have been proposed or applied in the context of cloud operations, incident management, and infrastructure provisioning?</w:t>
+        <w:t>RQ1: What AI/ML and agentic methods have been proposed or applied in the context of cloud operations, incident management, and infrastructure provisioning?</w:t>
       </w:r>
     </w:p>
     <w:p>
@@ -1450,6 +1280,7 @@
         <w:rPr>
           <w:bCs/>
         </w:rPr>
+        <w:lastRenderedPageBreak/>
         <w:t xml:space="preserve">RQ4: What are the key research and implementation challenges for a </w:t>
       </w:r>
       <w:proofErr w:type="spellStart"/>
@@ -1785,21 +1616,7 @@
         <w:rPr>
           <w:lang w:val="en-IN"/>
         </w:rPr>
-        <w:t xml:space="preserve">native </w:t>
-      </w:r>
-      <w:proofErr w:type="spellStart"/>
-      <w:r>
-        <w:rPr>
-          <w:lang w:val="en-IN"/>
-        </w:rPr>
-        <w:t>testbeds</w:t>
-      </w:r>
-      <w:proofErr w:type="spellEnd"/>
-      <w:r>
-        <w:rPr>
-          <w:lang w:val="en-IN"/>
-        </w:rPr>
-        <w:t xml:space="preserve">, and scenarios </w:t>
+        <w:t xml:space="preserve">native testbeds, and scenarios </w:t>
       </w:r>
       <w:r>
         <w:rPr>
@@ -2277,23 +2094,7 @@
                 <w:sz w:val="14"/>
                 <w:szCs w:val="14"/>
               </w:rPr>
-              <w:t xml:space="preserve">[4], [11], [12], [14], [15] — </w:t>
-            </w:r>
-            <w:proofErr w:type="spellStart"/>
-            <w:r>
-              <w:rPr>
-                <w:sz w:val="14"/>
-                <w:szCs w:val="14"/>
-              </w:rPr>
-              <w:t>agentic</w:t>
-            </w:r>
-            <w:proofErr w:type="spellEnd"/>
-            <w:r>
-              <w:rPr>
-                <w:sz w:val="14"/>
-                <w:szCs w:val="14"/>
-              </w:rPr>
-              <w:t xml:space="preserve"> interaction, incident lifecycle automation and evaluation.</w:t>
+              <w:t>[4], [11], [12], [14], [15] — agentic interaction, incident lifecycle automation and evaluation.</w:t>
             </w:r>
           </w:p>
         </w:tc>
@@ -2600,7 +2401,13 @@
         <w:spacing w:line="276" w:lineRule="auto"/>
       </w:pPr>
       <w:r>
-        <w:t>Table I. Thematic grouping of the 20 supplied PDFs; the categories overlap and therefore are not mutually exclusive.</w:t>
+        <w:t xml:space="preserve">Table I. Thematic grouping of the </w:t>
+      </w:r>
+      <w:r>
+        <w:t>19</w:t>
+      </w:r>
+      <w:r>
+        <w:t xml:space="preserve"> supplied PDFs; the categories overlap and therefore are not mutually exclusive.</w:t>
       </w:r>
     </w:p>
     <w:p>
@@ -2676,15 +2483,7 @@
         <w:spacing w:after="40" w:line="276" w:lineRule="auto"/>
       </w:pPr>
       <w:r>
-        <w:t xml:space="preserve">Across the corpus, the literature can be viewed as a pipeline rather than as a collection of isolated algorithms. The first layer is observability and data acquisition: metrics, logs, traces, Kubernetes events, deployment records and configuration context. The seven-layer architecture in [1] explicitly positions observability and contextual enrichment prior to prediction and reasoning. The </w:t>
-      </w:r>
-      <w:proofErr w:type="spellStart"/>
-      <w:r>
-        <w:t>on-premise</w:t>
-      </w:r>
-      <w:proofErr w:type="spellEnd"/>
-      <w:r>
-        <w:t xml:space="preserve"> </w:t>
+        <w:t xml:space="preserve">Across the corpus, the literature can be viewed as a pipeline rather than as a collection of isolated algorithms. The first layer is observability and data acquisition: metrics, logs, traces, Kubernetes events, deployment records and configuration context. The seven-layer architecture in [1] explicitly positions observability and contextual enrichment prior to prediction and reasoning. The on-premise </w:t>
       </w:r>
       <w:proofErr w:type="spellStart"/>
       <w:r>
@@ -3046,7 +2845,11 @@
         <w:spacing w:after="40" w:line="276" w:lineRule="auto"/>
       </w:pPr>
       <w:r>
-        <w:t xml:space="preserve">Forecasting and anomaly detection have different objectives: forecasting attempts to predict what a workload or resource signal is likely to do next and thus allows for proactive scaling or capacity planning, whereas anomaly detection is concerned with spotting deviations from normal </w:t>
+        <w:t xml:space="preserve">Forecasting and anomaly detection have different objectives: forecasting attempts to predict what a workload or resource signal is likely to do next and thus allows for proactive scaling or capacity planning, whereas anomaly detection is concerned with spotting </w:t>
+      </w:r>
+      <w:r>
+        <w:lastRenderedPageBreak/>
+        <w:t xml:space="preserve">deviations from normal </w:t>
       </w:r>
       <w:proofErr w:type="spellStart"/>
       <w:r>
@@ -3828,7 +3631,10 @@
       </w:r>
       <w:proofErr w:type="spellEnd"/>
       <w:r>
-        <w:t xml:space="preserve"> copilot vision in [14] further suggests that artifacts from security and other lifecycle stages can be used to refine </w:t>
+        <w:t xml:space="preserve"> copilot </w:t>
+      </w:r>
+      <w:r>
+        <w:t xml:space="preserve">vision in [14] further suggests that artifacts from security and other lifecycle stages can be used to refine </w:t>
       </w:r>
       <w:proofErr w:type="spellStart"/>
       <w:r>
@@ -3845,15 +3651,7 @@
         <w:spacing w:line="276" w:lineRule="auto"/>
       </w:pPr>
       <w:r>
-        <w:t xml:space="preserve">The literature also supports </w:t>
-      </w:r>
-      <w:proofErr w:type="spellStart"/>
-      <w:r>
-        <w:t>agentic</w:t>
-      </w:r>
-      <w:proofErr w:type="spellEnd"/>
-      <w:r>
-        <w:t xml:space="preserve"> interfaces for cloud management. [11] examines agents communicating through SDKs, CLIs, </w:t>
+        <w:t xml:space="preserve">The literature also supports agentic interfaces for cloud management. [11] examines agents communicating through SDKs, CLIs, </w:t>
       </w:r>
       <w:proofErr w:type="spellStart"/>
       <w:r>
@@ -4143,21 +3941,7 @@
         <w:rPr>
           <w:lang w:val="en-IN"/>
         </w:rPr>
-        <w:t xml:space="preserve">. </w:t>
-      </w:r>
-      <w:proofErr w:type="spellStart"/>
-      <w:r>
-        <w:rPr>
-          <w:lang w:val="en-IN"/>
-        </w:rPr>
-        <w:t>Mukhopadhyay</w:t>
-      </w:r>
-      <w:proofErr w:type="spellEnd"/>
-      <w:r>
-        <w:rPr>
-          <w:lang w:val="en-IN"/>
-        </w:rPr>
-        <w:t xml:space="preserve"> et al. [6] </w:t>
+        <w:t xml:space="preserve">. Mukhopadhyay et al. [6] </w:t>
       </w:r>
       <w:r>
         <w:rPr>
@@ -4428,7 +4212,14 @@
         <w:rPr>
           <w:lang w:val="en-IN"/>
         </w:rPr>
-        <w:t>[16].Data Deadlock: autonomous-agent research needs common benchmarks, real-world failure cases, and long-term data and metrics</w:t>
+        <w:t xml:space="preserve">[16].Data Deadlock: autonomous-agent research needs common </w:t>
+      </w:r>
+      <w:r>
+        <w:rPr>
+          <w:lang w:val="en-IN"/>
+        </w:rPr>
+        <w:lastRenderedPageBreak/>
+        <w:t>benchmarks, real-world failure cases, and long-term data and metrics</w:t>
       </w:r>
       <w:r>
         <w:rPr>
@@ -4503,35 +4294,7 @@
         <w:rPr>
           <w:lang w:val="en-IN"/>
         </w:rPr>
-        <w:t xml:space="preserve"> or K8/Kind </w:t>
-      </w:r>
-      <w:proofErr w:type="spellStart"/>
-      <w:r>
-        <w:rPr>
-          <w:lang w:val="en-IN"/>
-        </w:rPr>
-        <w:t>testbed</w:t>
-      </w:r>
-      <w:proofErr w:type="spellEnd"/>
-      <w:r>
-        <w:rPr>
-          <w:lang w:val="en-IN"/>
-        </w:rPr>
-        <w:t xml:space="preserve"> with Terraform, Prometheus/</w:t>
-      </w:r>
-      <w:proofErr w:type="spellStart"/>
-      <w:r>
-        <w:rPr>
-          <w:lang w:val="en-IN"/>
-        </w:rPr>
-        <w:t>Grafana</w:t>
-      </w:r>
-      <w:proofErr w:type="spellEnd"/>
-      <w:r>
-        <w:rPr>
-          <w:lang w:val="en-IN"/>
-        </w:rPr>
-        <w:t>, logs, an LLM planner, validation and a small set of remediation actions.</w:t>
+        <w:t xml:space="preserve"> or K8/Kind testbed with Terraform, Prometheus/Grafana, logs, an LLM planner, validation and a small set of remediation actions.</w:t>
       </w:r>
       <w:r>
         <w:rPr>
@@ -4712,21 +4475,7 @@
         <w:rPr>
           <w:lang w:val="en-IN"/>
         </w:rPr>
-        <w:t xml:space="preserve">Once deployed, observability gathers metrics/logs/traces. Workload prediction and anomaly detection give an early warning; an RCA sub component gathers diagnostic context and generates a ranked explanation (this is the way we follow: [1], [2] and [8]). A decision/agent layer chooses between a small repertoire of safe remediation actions (rollback, restart, scaling, </w:t>
-      </w:r>
-      <w:proofErr w:type="spellStart"/>
-      <w:r>
-        <w:rPr>
-          <w:lang w:val="en-IN"/>
-        </w:rPr>
-        <w:t>config</w:t>
-      </w:r>
-      <w:proofErr w:type="spellEnd"/>
-      <w:r>
-        <w:rPr>
-          <w:lang w:val="en-IN"/>
-        </w:rPr>
-        <w:t xml:space="preserve"> change).</w:t>
+        <w:t>Once deployed, observability gathers metrics/logs/traces. Workload prediction and anomaly detection give an early warning; an RCA sub component gathers diagnostic context and generates a ranked explanation (this is the way we follow: [1], [2] and [8]). A decision/agent layer chooses between a small repertoire of safe remediation actions (rollback, restart, scaling, config change).</w:t>
       </w:r>
     </w:p>
     <w:p>
@@ -5334,31 +5083,15 @@
       </w:r>
       <w:proofErr w:type="spellEnd"/>
       <w:r>
-        <w:t xml:space="preserve">-scale </w:t>
+        <w:t xml:space="preserve">-scale testbed, </w:t>
       </w:r>
       <w:proofErr w:type="spellStart"/>
       <w:r>
-        <w:t>testbed</w:t>
+        <w:t>Minikube</w:t>
       </w:r>
       <w:proofErr w:type="spellEnd"/>
       <w:r>
-        <w:t xml:space="preserve">, </w:t>
-      </w:r>
-      <w:proofErr w:type="spellStart"/>
-      <w:r>
-        <w:t>Minikube</w:t>
-      </w:r>
-      <w:proofErr w:type="spellEnd"/>
-      <w:r>
-        <w:t xml:space="preserve"> or Kind could be used to provide a reproducible Kubernetes environment, Terraform could represent infrastructure configuration, Prometheus and </w:t>
-      </w:r>
-      <w:proofErr w:type="spellStart"/>
-      <w:r>
-        <w:t>Grafana</w:t>
-      </w:r>
-      <w:proofErr w:type="spellEnd"/>
-      <w:r>
-        <w:t xml:space="preserve"> could supply metrics, and containerized services could provide controlled workloads and faults. A small LLM-based planner could be connected to deterministic validators and a rule-based execution policy. Fault scenarios could include CPU saturation, pod crashes, unhealthy services, configuration errors and deployment failures. The same scenario should be repeatable for a baseline workflow and for the autonomous workflow so that improvements in recovery time and deployment reliability can be measured fairly.</w:t>
+        <w:t xml:space="preserve"> or Kind could be used to provide a reproducible Kubernetes environment, Terraform could represent infrastructure configuration, Prometheus and Grafana could supply metrics, and containerized services could provide controlled workloads and faults. A small LLM-based planner could be connected to deterministic validators and a rule-based execution policy. Fault scenarios could include CPU saturation, pod crashes, unhealthy services, configuration errors and deployment failures. The same scenario should be repeatable for a baseline workflow and for the autonomous workflow so that improvements in recovery time and deployment reliability can be measured fairly.</w:t>
       </w:r>
     </w:p>
     <w:p>
@@ -5445,7 +5178,14 @@
         <w:rPr>
           <w:lang w:val="en-IN"/>
         </w:rPr>
-        <w:t xml:space="preserve"> the reason, evidence, command or </w:t>
+        <w:t xml:space="preserve"> the reason, </w:t>
+      </w:r>
+      <w:r>
+        <w:rPr>
+          <w:lang w:val="en-IN"/>
+        </w:rPr>
+        <w:lastRenderedPageBreak/>
+        <w:t xml:space="preserve">evidence, command or </w:t>
       </w:r>
       <w:proofErr w:type="spellStart"/>
       <w:r>
@@ -5624,7 +5364,7 @@
         <w:rPr>
           <w:lang w:val="en-IN"/>
         </w:rPr>
-        <w:t>;</w:t>
+        <w:t>,</w:t>
       </w:r>
       <w:r>
         <w:rPr>
@@ -5670,24 +5410,18 @@
         </w:rPr>
         <w:t>artifacts</w:t>
       </w:r>
-      <w:r>
-        <w:rPr>
-          <w:lang w:val="en-IN"/>
-        </w:rPr>
-        <w:t>;</w:t>
-      </w:r>
-      <w:r>
-        <w:rPr>
-          <w:lang w:val="en-IN"/>
-        </w:rPr>
-        <w:t>validation</w:t>
-      </w:r>
       <w:proofErr w:type="spellEnd"/>
       <w:r>
         <w:rPr>
           <w:lang w:val="en-IN"/>
         </w:rPr>
-        <w:t xml:space="preserve"> module</w:t>
+        <w:t xml:space="preserve">, </w:t>
+      </w:r>
+      <w:r>
+        <w:rPr>
+          <w:lang w:val="en-IN"/>
+        </w:rPr>
+        <w:t>validation module</w:t>
       </w:r>
       <w:r>
         <w:rPr>
@@ -5743,109 +5477,81 @@
         <w:rPr>
           <w:lang w:val="en-IN"/>
         </w:rPr>
-        <w:t xml:space="preserve"> runtime </w:t>
+        <w:t xml:space="preserve"> runtime signals</w:t>
+      </w:r>
+      <w:r>
+        <w:rPr>
+          <w:lang w:val="en-IN"/>
+        </w:rPr>
+        <w:t xml:space="preserve">, </w:t>
+      </w:r>
+      <w:r>
+        <w:rPr>
+          <w:lang w:val="en-IN"/>
+        </w:rPr>
+        <w:t>diagnosis and decision module</w:t>
+      </w:r>
+      <w:r>
+        <w:rPr>
+          <w:lang w:val="en-IN"/>
+        </w:rPr>
+        <w:t>, which</w:t>
+      </w:r>
+      <w:r>
+        <w:rPr>
+          <w:lang w:val="en-IN"/>
+        </w:rPr>
+        <w:t xml:space="preserve"> correlates </w:t>
+      </w:r>
+      <w:r>
+        <w:rPr>
+          <w:lang w:val="en-IN"/>
+        </w:rPr>
+        <w:t xml:space="preserve">a set of </w:t>
+      </w:r>
+      <w:r>
+        <w:rPr>
+          <w:lang w:val="en-IN"/>
+        </w:rPr>
+        <w:t xml:space="preserve">alerts to recent changes and dependencies, </w:t>
+      </w:r>
+      <w:r>
+        <w:rPr>
+          <w:lang w:val="en-IN"/>
+        </w:rPr>
+        <w:t xml:space="preserve">synthesizes a </w:t>
       </w:r>
       <w:proofErr w:type="spellStart"/>
       <w:r>
         <w:rPr>
           <w:lang w:val="en-IN"/>
         </w:rPr>
-        <w:t>signals</w:t>
-      </w:r>
-      <w:r>
-        <w:rPr>
-          <w:lang w:val="en-IN"/>
-        </w:rPr>
-        <w:t>;</w:t>
-      </w:r>
-      <w:r>
-        <w:rPr>
-          <w:lang w:val="en-IN"/>
-        </w:rPr>
-        <w:t>diagnosis</w:t>
+        <w:t>rootcause</w:t>
       </w:r>
       <w:proofErr w:type="spellEnd"/>
       <w:r>
         <w:rPr>
           <w:lang w:val="en-IN"/>
         </w:rPr>
-        <w:t xml:space="preserve"> and decision module</w:t>
-      </w:r>
-      <w:r>
-        <w:rPr>
-          <w:lang w:val="en-IN"/>
-        </w:rPr>
-        <w:t>, which</w:t>
-      </w:r>
-      <w:r>
-        <w:rPr>
-          <w:lang w:val="en-IN"/>
-        </w:rPr>
-        <w:t xml:space="preserve"> correlates </w:t>
-      </w:r>
-      <w:r>
-        <w:rPr>
-          <w:lang w:val="en-IN"/>
-        </w:rPr>
-        <w:t xml:space="preserve">a set of </w:t>
-      </w:r>
-      <w:r>
-        <w:rPr>
-          <w:lang w:val="en-IN"/>
-        </w:rPr>
-        <w:t xml:space="preserve">alerts to recent changes and dependencies, </w:t>
-      </w:r>
-      <w:r>
-        <w:rPr>
-          <w:lang w:val="en-IN"/>
-        </w:rPr>
-        <w:t xml:space="preserve">synthesizes a </w:t>
-      </w:r>
-      <w:proofErr w:type="spellStart"/>
-      <w:r>
-        <w:rPr>
-          <w:lang w:val="en-IN"/>
-        </w:rPr>
-        <w:t>rootcause</w:t>
-      </w:r>
-      <w:proofErr w:type="spellEnd"/>
-      <w:r>
-        <w:rPr>
-          <w:lang w:val="en-IN"/>
-        </w:rPr>
         <w:t>, and chooses</w:t>
       </w:r>
       <w:r>
         <w:rPr>
           <w:lang w:val="en-IN"/>
         </w:rPr>
-        <w:t xml:space="preserve"> a bounded </w:t>
-      </w:r>
-      <w:proofErr w:type="spellStart"/>
-      <w:r>
-        <w:rPr>
-          <w:lang w:val="en-IN"/>
-        </w:rPr>
-        <w:t>action</w:t>
-      </w:r>
-      <w:r>
-        <w:rPr>
-          <w:lang w:val="en-IN"/>
-        </w:rPr>
-        <w:t>;</w:t>
-      </w:r>
-      <w:r>
-        <w:rPr>
-          <w:lang w:val="en-IN"/>
-        </w:rPr>
-        <w:t>execution</w:t>
-      </w:r>
-      <w:proofErr w:type="spellEnd"/>
-      <w:r>
-        <w:rPr>
-          <w:lang w:val="en-IN"/>
-        </w:rPr>
-        <w:t xml:space="preserve"> and feedback module</w:t>
+        <w:t xml:space="preserve"> a bounded action</w:t>
+      </w:r>
+      <w:r>
+        <w:rPr>
+          <w:lang w:val="en-IN"/>
+        </w:rPr>
+        <w:t xml:space="preserve">, </w:t>
+      </w:r>
+      <w:r>
+        <w:rPr>
+          <w:lang w:val="en-IN"/>
+        </w:rPr>
+        <w:t>execution and feedback module</w:t>
       </w:r>
       <w:r>
         <w:rPr>
@@ -6193,19 +5899,11 @@
         </w:rPr>
         <w:t xml:space="preserve">The </w:t>
       </w:r>
-      <w:proofErr w:type="spellStart"/>
-      <w:r>
-        <w:rPr>
-          <w:lang w:val="en-IN"/>
-        </w:rPr>
-        <w:t>testbed</w:t>
-      </w:r>
-      <w:proofErr w:type="spellEnd"/>
-      <w:r>
-        <w:rPr>
-          <w:lang w:val="en-IN"/>
-        </w:rPr>
-        <w:t xml:space="preserve"> </w:t>
+      <w:r>
+        <w:rPr>
+          <w:lang w:val="en-IN"/>
+        </w:rPr>
+        <w:t xml:space="preserve">testbed </w:t>
       </w:r>
       <w:r>
         <w:rPr>
@@ -6271,16 +5969,8 @@
         <w:rPr>
           <w:lang w:val="en-IN"/>
         </w:rPr>
-        <w:t xml:space="preserve"> Prometheus and </w:t>
-      </w:r>
-      <w:proofErr w:type="spellStart"/>
-      <w:r>
-        <w:rPr>
-          <w:lang w:val="en-IN"/>
-        </w:rPr>
-        <w:t>Grafana</w:t>
-      </w:r>
-      <w:proofErr w:type="spellEnd"/>
+        <w:t xml:space="preserve"> Prometheus and Grafana</w:t>
+      </w:r>
       <w:r>
         <w:rPr>
           <w:lang w:val="en-IN"/>
@@ -6346,7 +6036,21 @@
           <w:lang w:val="en-IN"/>
         </w:rPr>
         <w:br/>
-        <w:t>A closed loop design also changes what is measured for success. A system that produces valid Terraform code but needs manual tweaking on the same frequency as the existing process is not adding value in the form of code autonomous operation. Similarly, systems that decrease mean-time-to-recover but introduce unsafe manual fixes are not necessarily solving the problem. Instead, such</w:t>
+        <w:t xml:space="preserve">A closed loop design also changes what is measured for success. A system that produces valid Terraform code but needs manual </w:t>
+      </w:r>
+      <w:r>
+        <w:rPr>
+          <w:lang w:val="en-IN"/>
+        </w:rPr>
+        <w:t xml:space="preserve">modification </w:t>
+      </w:r>
+      <w:bookmarkStart w:id="0" w:name="_GoBack"/>
+      <w:bookmarkEnd w:id="0"/>
+      <w:r>
+        <w:rPr>
+          <w:lang w:val="en-IN"/>
+        </w:rPr>
+        <w:t>on the same frequency as the existing process is not adding value in the form of code autonomous operation. Similarly, systems that decrease mean-time-to-recover but introduce unsafe manual fixes are not necessarily solving the problem. Instead, such</w:t>
       </w:r>
       <w:r>
         <w:rPr>
@@ -6601,16 +6305,8 @@
         <w:rPr>
           <w:lang w:val="en-IN"/>
         </w:rPr>
-        <w:t xml:space="preserve"> are </w:t>
-      </w:r>
-      <w:proofErr w:type="spellStart"/>
-      <w:r>
-        <w:rPr>
-          <w:lang w:val="en-IN"/>
-        </w:rPr>
-        <w:t>stateful</w:t>
-      </w:r>
-      <w:proofErr w:type="spellEnd"/>
+        <w:t xml:space="preserve"> are stateful</w:t>
+      </w:r>
       <w:r>
         <w:rPr>
           <w:lang w:val="en-IN"/>
@@ -6657,7 +6353,13 @@
         <w:rPr>
           <w:lang w:val="en-IN"/>
         </w:rPr>
-        <w:t xml:space="preserve"> depending on available resources, existing infrastructure, </w:t>
+        <w:t xml:space="preserve"> depending on available </w:t>
+      </w:r>
+      <w:r>
+        <w:rPr>
+          <w:lang w:val="en-IN"/>
+        </w:rPr>
+        <w:t xml:space="preserve">resources, existing infrastructure, </w:t>
       </w:r>
       <w:r>
         <w:rPr>
@@ -6956,13 +6658,6 @@
           <w:lang w:val="en-IN"/>
         </w:rPr>
         <w:t>, an insecure configuration can pass the syntax validation, a correct diagnosis can lead to an inappropriate remedial action.</w:t>
-      </w:r>
-      <w:r>
-        <w:rPr>
-          <w:lang w:val="en-IN"/>
-        </w:rPr>
-        <w:br/>
-        <w:t>B. Comparative interpretation and implementation considerations</w:t>
       </w:r>
     </w:p>
     <w:p>
@@ -7528,6 +7223,7 @@
         <w:rPr>
           <w:lang w:val="en-IN"/>
         </w:rPr>
+        <w:lastRenderedPageBreak/>
         <w:t xml:space="preserve">The </w:t>
       </w:r>
       <w:r>
@@ -7636,19 +7332,11 @@
         </w:rPr>
         <w:t xml:space="preserve">enhancement, </w:t>
       </w:r>
-      <w:proofErr w:type="spellStart"/>
-      <w:r>
-        <w:rPr>
-          <w:lang w:val="en-IN"/>
-        </w:rPr>
-        <w:t>agentic</w:t>
-      </w:r>
-      <w:proofErr w:type="spellEnd"/>
-      <w:r>
-        <w:rPr>
-          <w:lang w:val="en-IN"/>
-        </w:rPr>
-        <w:t xml:space="preserve"> execution</w:t>
+      <w:r>
+        <w:rPr>
+          <w:lang w:val="en-IN"/>
+        </w:rPr>
+        <w:t>agentic execution</w:t>
       </w:r>
       <w:r>
         <w:rPr>
@@ -7968,7 +7656,30 @@
         <w:rPr>
           <w:sz w:val="14"/>
         </w:rPr>
-        <w:t xml:space="preserve">[12] Y. Chen et al., “AIO PSLAB: A Holistic Framework to Evaluate AI Agents for Enabling Autonomous Clouds,” 2025. Available: </w:t>
+        <w:t xml:space="preserve">[12] Y. Chen et al., “AIO PSLAB: </w:t>
+      </w:r>
+      <w:proofErr w:type="gramStart"/>
+      <w:r>
+        <w:rPr>
+          <w:sz w:val="14"/>
+        </w:rPr>
+        <w:t>A</w:t>
+      </w:r>
+      <w:proofErr w:type="gramEnd"/>
+      <w:r>
+        <w:rPr>
+          <w:sz w:val="14"/>
+        </w:rPr>
+        <w:t xml:space="preserve"> </w:t>
+      </w:r>
+      <w:r>
+        <w:t xml:space="preserve">Integrated </w:t>
+      </w:r>
+      <w:r>
+        <w:rPr>
+          <w:sz w:val="14"/>
+        </w:rPr>
+        <w:t xml:space="preserve">Framework to Evaluate AI Agents for Enabling Autonomous Clouds,” 2025. Available: </w:t>
       </w:r>
       <w:hyperlink r:id="rId17">
         <w:r>
@@ -8097,7 +7808,7 @@
 </file>
 
 <file path=word/numbering.xml><?xml version="1.0" encoding="utf-8"?>
-<w:numbering xmlns:wpc="http://schemas.microsoft.com/office/word/2010/wordprocessingCanvas" xmlns:cx="http://schemas.microsoft.com/office/drawing/2014/chartex" xmlns:cx1="http://schemas.microsoft.com/office/drawing/2015/9/8/chartex" xmlns:cx2="http://schemas.microsoft.com/office/drawing/2015/10/21/chartex" xmlns:cx3="http://schemas.microsoft.com/office/drawing/2016/5/9/chartex" xmlns:cx4="http://schemas.microsoft.com/office/drawing/2016/5/10/chartex" xmlns:cx5="http://schemas.microsoft.com/office/drawing/2016/5/11/chartex" xmlns:cx6="http://schemas.microsoft.com/office/drawing/2016/5/12/chartex" xmlns:cx7="http://schemas.microsoft.com/office/drawing/2016/5/13/chartex" xmlns:cx8="http://schemas.microsoft.com/office/drawing/2016/5/14/chartex" xmlns:mc="http://schemas.openxmlformats.org/markup-compatibility/2006" xmlns:aink="http://schemas.microsoft.com/office/drawing/2016/ink" xmlns:am3d="http://schemas.microsoft.com/office/drawing/2017/model3d" xmlns:o="urn:schemas-microsoft-com:office:office" xmlns:oel="http://schemas.microsoft.com/office/2019/extlst" xmlns:r="http://schemas.openxmlformats.org/officeDocument/2006/relationships" xmlns:m="http://schemas.openxmlformats.org/officeDocument/2006/math" xmlns:v="urn:schemas-microsoft-com:vml" xmlns:wp14="http://schemas.microsoft.com/office/word/2010/wordprocessingDrawing" xmlns:wp="http://schemas.openxmlformats.org/drawingml/2006/wordprocessingDrawing" xmlns:w10="urn:schemas-microsoft-com:office:word" xmlns:w="http://schemas.openxmlformats.org/wordprocessingml/2006/main" xmlns:w14="http://schemas.microsoft.com/office/word/2010/wordml" xmlns:w15="http://schemas.microsoft.com/office/word/2012/wordml" xmlns:w16cex="http://schemas.microsoft.com/office/word/2018/wordml/cex" xmlns:w16cid="http://schemas.microsoft.com/office/word/2016/wordml/cid" xmlns:w16="http://schemas.microsoft.com/office/word/2018/wordml" xmlns:w16du="http://schemas.microsoft.com/office/word/2023/wordml/word16du" xmlns:w16sdtdh="http://schemas.microsoft.com/office/word/2020/wordml/sdtdatahash" xmlns:w16sdtfl="http://schemas.microsoft.com/office/word/2024/wordml/sdtformatlock" xmlns:w16se="http://schemas.microsoft.com/office/word/2015/wordml/symex" xmlns:wpg="http://schemas.microsoft.com/office/word/2010/wordprocessingGroup" xmlns:wpi="http://schemas.microsoft.com/office/word/2010/wordprocessingInk" xmlns:wne="http://schemas.microsoft.com/office/word/2006/wordml" xmlns:wps="http://schemas.microsoft.com/office/word/2010/wordprocessingShape" mc:Ignorable="w14 w15 w16se w16cid w16 w16cex w16sdtdh w16sdtfl w16du wp14">
+<w:numbering xmlns:wpc="http://schemas.microsoft.com/office/word/2010/wordprocessingCanvas" xmlns:cx="http://schemas.microsoft.com/office/drawing/2014/chartex" xmlns:cx1="http://schemas.microsoft.com/office/drawing/2015/9/8/chartex" xmlns:cx2="http://schemas.microsoft.com/office/drawing/2015/10/21/chartex" xmlns:cx3="http://schemas.microsoft.com/office/drawing/2016/5/9/chartex" xmlns:cx4="http://schemas.microsoft.com/office/drawing/2016/5/10/chartex" xmlns:cx5="http://schemas.microsoft.com/office/drawing/2016/5/11/chartex" xmlns:cx6="http://schemas.microsoft.com/office/drawing/2016/5/12/chartex" xmlns:cx7="http://schemas.microsoft.com/office/drawing/2016/5/13/chartex" xmlns:cx8="http://schemas.microsoft.com/office/drawing/2016/5/14/chartex" xmlns:mc="http://schemas.openxmlformats.org/markup-compatibility/2006" xmlns:aink="http://schemas.microsoft.com/office/drawing/2016/ink" xmlns:am3d="http://schemas.microsoft.com/office/drawing/2017/model3d" xmlns:o="urn:schemas-microsoft-com:office:office" xmlns:r="http://schemas.openxmlformats.org/officeDocument/2006/relationships" xmlns:m="http://schemas.openxmlformats.org/officeDocument/2006/math" xmlns:v="urn:schemas-microsoft-com:vml" xmlns:wp14="http://schemas.microsoft.com/office/word/2010/wordprocessingDrawing" xmlns:wp="http://schemas.openxmlformats.org/drawingml/2006/wordprocessingDrawing" xmlns:w10="urn:schemas-microsoft-com:office:word" xmlns:w="http://schemas.openxmlformats.org/wordprocessingml/2006/main" xmlns:w14="http://schemas.microsoft.com/office/word/2010/wordml" xmlns:w15="http://schemas.microsoft.com/office/word/2012/wordml" xmlns:w16cid="http://schemas.microsoft.com/office/word/2016/wordml/cid" xmlns:w16se="http://schemas.microsoft.com/office/word/2015/wordml/symex" xmlns:wpg="http://schemas.microsoft.com/office/word/2010/wordprocessingGroup" xmlns:wpi="http://schemas.microsoft.com/office/word/2010/wordprocessingInk" xmlns:wne="http://schemas.microsoft.com/office/word/2006/wordml" xmlns:wps="http://schemas.microsoft.com/office/word/2010/wordprocessingShape" mc:Ignorable="w14 w15 w16se w16cid wp14">
   <w:abstractNum w:abstractNumId="0" w15:restartNumberingAfterBreak="0">
     <w:nsid w:val="FFFFFF7C"/>
     <w:multiLevelType w:val="singleLevel"/>
@@ -8269,38 +7980,38 @@
       </w:rPr>
     </w:lvl>
   </w:abstractNum>
-  <w:num w:numId="1" w16cid:durableId="1413891977">
+  <w:num w:numId="1">
     <w:abstractNumId w:val="8"/>
   </w:num>
-  <w:num w:numId="2" w16cid:durableId="1192524728">
+  <w:num w:numId="2">
     <w:abstractNumId w:val="6"/>
   </w:num>
-  <w:num w:numId="3" w16cid:durableId="342241300">
+  <w:num w:numId="3">
     <w:abstractNumId w:val="5"/>
   </w:num>
-  <w:num w:numId="4" w16cid:durableId="888422574">
+  <w:num w:numId="4">
     <w:abstractNumId w:val="4"/>
   </w:num>
-  <w:num w:numId="5" w16cid:durableId="1165053099">
+  <w:num w:numId="5">
     <w:abstractNumId w:val="7"/>
   </w:num>
-  <w:num w:numId="6" w16cid:durableId="22824939">
+  <w:num w:numId="6">
     <w:abstractNumId w:val="3"/>
   </w:num>
-  <w:num w:numId="7" w16cid:durableId="340813582">
+  <w:num w:numId="7">
     <w:abstractNumId w:val="2"/>
   </w:num>
-  <w:num w:numId="8" w16cid:durableId="57172152">
+  <w:num w:numId="8">
     <w:abstractNumId w:val="1"/>
   </w:num>
-  <w:num w:numId="9" w16cid:durableId="876891784">
+  <w:num w:numId="9">
     <w:abstractNumId w:val="0"/>
   </w:num>
 </w:numbering>
 </file>
 
 <file path=word/styles.xml><?xml version="1.0" encoding="utf-8"?>
-<w:styles xmlns:mc="http://schemas.openxmlformats.org/markup-compatibility/2006" xmlns:r="http://schemas.openxmlformats.org/officeDocument/2006/relationships" xmlns:w="http://schemas.openxmlformats.org/wordprocessingml/2006/main" xmlns:w14="http://schemas.microsoft.com/office/word/2010/wordml" xmlns:w15="http://schemas.microsoft.com/office/word/2012/wordml" xmlns:w16cex="http://schemas.microsoft.com/office/word/2018/wordml/cex" xmlns:w16cid="http://schemas.microsoft.com/office/word/2016/wordml/cid" xmlns:w16="http://schemas.microsoft.com/office/word/2018/wordml" xmlns:w16du="http://schemas.microsoft.com/office/word/2023/wordml/word16du" xmlns:w16sdtdh="http://schemas.microsoft.com/office/word/2020/wordml/sdtdatahash" xmlns:w16sdtfl="http://schemas.microsoft.com/office/word/2024/wordml/sdtformatlock" xmlns:w16se="http://schemas.microsoft.com/office/word/2015/wordml/symex" mc:Ignorable="w14 w15 w16se w16cid w16 w16cex w16sdtdh w16sdtfl w16du">
+<w:styles xmlns:mc="http://schemas.openxmlformats.org/markup-compatibility/2006" xmlns:r="http://schemas.openxmlformats.org/officeDocument/2006/relationships" xmlns:w="http://schemas.openxmlformats.org/wordprocessingml/2006/main" xmlns:w14="http://schemas.microsoft.com/office/word/2010/wordml" xmlns:w15="http://schemas.microsoft.com/office/word/2012/wordml" xmlns:w16cid="http://schemas.microsoft.com/office/word/2016/wordml/cid" xmlns:w16se="http://schemas.microsoft.com/office/word/2015/wordml/symex" mc:Ignorable="w14 w15 w16se w16cid">
   <w:docDefaults>
     <w:rPrDefault>
       <w:rPr>
@@ -8316,7 +8027,7 @@
       </w:pPr>
     </w:pPrDefault>
   </w:docDefaults>
-  <w:latentStyles w:defLockedState="0" w:defUIPriority="99" w:defSemiHidden="0" w:defUnhideWhenUsed="0" w:defQFormat="0" w:count="376">
+  <w:latentStyles w:defLockedState="0" w:defUIPriority="99" w:defSemiHidden="0" w:defUnhideWhenUsed="0" w:defQFormat="0" w:count="375">
     <w:lsdException w:name="Normal" w:uiPriority="0" w:qFormat="1"/>
     <w:lsdException w:name="heading 1" w:uiPriority="9" w:qFormat="1"/>
     <w:lsdException w:name="heading 2" w:semiHidden="1" w:uiPriority="9" w:unhideWhenUsed="1" w:qFormat="1"/>
@@ -8683,7 +8394,6 @@
     <w:lsdException w:name="Smart Hyperlink" w:semiHidden="1" w:unhideWhenUsed="1"/>
     <w:lsdException w:name="Hashtag" w:semiHidden="1" w:unhideWhenUsed="1"/>
     <w:lsdException w:name="Unresolved Mention" w:semiHidden="1" w:unhideWhenUsed="1"/>
-    <w:lsdException w:name="Smart Link" w:semiHidden="1" w:unhideWhenUsed="1"/>
   </w:latentStyles>
   <w:style w:type="paragraph" w:default="1" w:styleId="Normal">
     <w:name w:val="Normal"/>
@@ -20059,10 +19769,9 @@
 </file>
 
 <file path=customXml/itemProps1.xml><?xml version="1.0" encoding="utf-8"?>
-<ds:datastoreItem xmlns:ds="http://schemas.openxmlformats.org/officeDocument/2006/customXml" ds:itemID="{842AA3EA-4801-4623-9043-4483F273F81D}">
+<ds:datastoreItem xmlns:ds="http://schemas.openxmlformats.org/officeDocument/2006/customXml" ds:itemID="{74DB61D3-BC48-47F1-B229-3A1F35DE140D}">
   <ds:schemaRefs>
     <ds:schemaRef ds:uri="http://schemas.openxmlformats.org/officeDocument/2006/bibliography"/>
-    <ds:schemaRef ds:uri="http://www.w3.org/2000/xmlns/"/>
   </ds:schemaRefs>
 </ds:datastoreItem>
 </file>